--- a/output_receita_federal/ato_declaratorio_comum_srf/documents/ad_srf_84_19991006.docx
+++ b/output_receita_federal/ato_declaratorio_comum_srf/documents/ad_srf_84_19991006.docx
@@ -17,17 +17,17 @@
     </w:p>
     <w:p>
       <w:r>
-        <w:t>O SECRETÁRIO DA RECEITA FEDERAL, no uso de suas atribuições e, tendo em vista o disposto no art. 43 da Lei No 5.172, de 25 de outubro de 1966 - Código Tributário Nacional - e no art. 3o da Lei No 7.713, de 22 de dezembro de 1988, declara:</w:t>
+        <w:t>O SECRETÁRIO DA RECEITA FEDERAL, no uso de suas atribuições e, tendo em vista o disposto no art. 43 da Lei nº 5.172, de 25 de outubro de 1966 - Código Tributário Nacional - e no art. 3º da Lei nº 7.713, de 22 de dezembro de 1988, declara:</w:t>
       </w:r>
     </w:p>
     <w:p>
       <w:r>
-        <w:t>Art. 1o As cotas relativas a direito de uso de serviços postais e telefônicos, bem assim a passagens aéreas atribuídas aos parlamentares no exercício do mandato, nos limites fixados pelo orgão competente, não se sujeitam à tributação pelo imposto sobre a renda na fonte e na Declaração de Ajuste Anual.</w:t>
+        <w:t>Art. 1º As cotas relativas a direito de uso de serviços postais e telefônicos, bem assim a passagens aéreas atribuídas aos parlamentares no exercício do mandato, nos limites fixados pelo orgão competente, não se sujeitam à tributação pelo imposto sobre a renda na fonte e na Declaração de Ajuste Anual.</w:t>
       </w:r>
     </w:p>
     <w:p>
       <w:r>
-        <w:t>Art. 2o Na hipótese de conversão em pecúnia das referidas cotas, os valores recebidos integram o rendimento tributável do beneficiário.</w:t>
+        <w:t>Art. 2º Na hipótese de conversão em pecúnia das referidas cotas, os valores recebidos integram o rendimento tributável do beneficiário.</w:t>
       </w:r>
     </w:p>
     <w:p>
